--- a/uploads/contratos/Contrato - MARTHA HERNANDEZ CASTILLO.docx
+++ b/uploads/contratos/Contrato - MARTHA HERNANDEZ CASTILLO.docx
@@ -464,7 +464,7 @@
           <w:b/>
           <w:bCs/>
         </w:rPr>
-        <w:t>ALUMINERO</w:t>
+        <w:t>PLOMERO</w:t>
       </w:r>
       <w:r>
         <w:rPr>
@@ -714,7 +714,7 @@
           <w:b/>
           <w:bCs/>
         </w:rPr>
-        <w:t>masculino</w:t>
+        <w:t>femenino</w:t>
       </w:r>
       <w:r>
         <w:rPr>
@@ -1033,7 +1033,7 @@
           <w:b/>
           <w:bCs/>
         </w:rPr>
-        <w:t>ALUMINERO</w:t>
+        <w:t>PLOMERO</w:t>
       </w:r>
       <w:r>
         <w:rPr>
@@ -1355,7 +1355,7 @@
           <w:b/>
           <w:bCs/>
         </w:rPr>
-        <w:t>ALUMINERO.</w:t>
+        <w:t>PLOMERO.</w:t>
       </w:r>
     </w:p>
     <w:p>
@@ -1405,7 +1405,7 @@
           <w:b/>
           <w:bCs/>
         </w:rPr>
-        <w:t>ALUMINERO</w:t>
+        <w:t>PLOMERO</w:t>
       </w:r>
       <w:r>
         <w:rPr>
@@ -1784,7 +1784,7 @@
           <w:bCs/>
           <w:color w:val="000000"/>
         </w:rPr>
-        <w:t>540.20</w:t>
+        <w:t>540.09</w:t>
       </w:r>
       <w:r>
         <w:rPr>
@@ -6355,7 +6355,7 @@
               <w:cnfStyle w:val="000000100000" w:firstRow="0" w:lastRow="0" w:firstColumn="0" w:lastColumn="0" w:oddVBand="0" w:evenVBand="0" w:oddHBand="1" w:evenHBand="0" w:firstRowFirstColumn="0" w:firstRowLastColumn="0" w:lastRowFirstColumn="0" w:lastRowLastColumn="0"/>
             </w:pPr>
             <w:r>
-              <w:t>ALUMINERO</w:t>
+              <w:t>PLOMERO</w:t>
             </w:r>
           </w:p>
         </w:tc>
